--- a/06_submission/Cover_Letter_Draft.docx
+++ b/06_submission/Cover_Letter_Draft.docx
@@ -31,22 +31,6 @@
           <w:color w:val="000000"/>
           <w:sz w:val="22"/>
         </w:rPr>
-        <w:t>[DATE]</w:t>
-      </w:r>
-    </w:p>
-    <w:p>
-      <w:pPr>
-        <w:widowControl/>
-        <w:jc w:val="left"/>
-      </w:pPr>
-      <w:r>
-        <w:rPr>
-          <w:rFonts w:ascii="Times New Roman" w:hAnsi="Times New Roman" w:eastAsia="Times New Roman"/>
-          <w:b w:val="0"/>
-          <w:i w:val="0"/>
-          <w:color w:val="000000"/>
-          <w:sz w:val="22"/>
-        </w:rPr>
         <w:t>Editor-in-Chief</w:t>
       </w:r>
     </w:p>
@@ -63,7 +47,7 @@
           <w:color w:val="000000"/>
           <w:sz w:val="22"/>
         </w:rPr>
-        <w:t>[TARGET JOURNAL]</w:t>
+        <w:t>Journal Editorial Office</w:t>
       </w:r>
     </w:p>
     <w:p>
@@ -95,7 +79,7 @@
           <w:color w:val="000000"/>
           <w:sz w:val="22"/>
         </w:rPr>
-        <w:t>Please consider our manuscript, “Calibration of Heart-Rate Reserve for Graded Cycle Ergometry: An Endpoint-Preserving Transfer Evaluated Against Linear Alternatives,” for publication as an Original Research article in [TARGET JOURNAL].</w:t>
+        <w:t>Please consider our manuscript, “Calibration of Heart-Rate Reserve for Graded Cycle Ergometry: An Endpoint-Preserving Transfer Evaluated Against Linear Alternatives,” for publication as an Original Research Article.</w:t>
       </w:r>
     </w:p>
     <w:p>

--- a/06_submission/Cover_Letter_Draft.docx
+++ b/06_submission/Cover_Letter_Draft.docx
@@ -15,7 +15,7 @@
           <w:color w:val="000000"/>
           <w:sz w:val="34"/>
         </w:rPr>
-        <w:t>Cover letter draft</w:t>
+        <w:t>Cover letter</w:t>
       </w:r>
     </w:p>
     <w:p>
@@ -313,7 +313,7 @@
         <w:color w:val="5F6B73"/>
         <w:sz w:val="17"/>
       </w:rPr>
-      <w:t>Cover letter draft</w:t>
+      <w:t>Cover letter</w:t>
     </w:r>
   </w:p>
 </w:hdr>

--- a/06_submission/Cover_Letter_Draft.docx
+++ b/06_submission/Cover_Letter_Draft.docx
@@ -191,7 +191,7 @@
           <w:color w:val="000000"/>
           <w:sz w:val="22"/>
         </w:rPr>
-        <w:t>BoTao Cai</w:t>
+        <w:t>Botao Cai</w:t>
       </w:r>
     </w:p>
     <w:p>
